--- a/manuscript/2.dvm.methods/dvm.methods.08172023.HB.docx
+++ b/manuscript/2.dvm.methods/dvm.methods.08172023.HB.docx
@@ -37,15 +37,23 @@
           <w:sz w:val="24"/>
           <w:szCs w:val="24"/>
         </w:rPr>
-        <w:t xml:space="preserve">The Willamette River basin lies between the Cascade and Coastal Mountain ranges of Western Oregon. The </w:t>
-      </w:r>
-      <w:r>
-        <w:rPr>
-          <w:rFonts w:ascii="Times New Roman" w:hAnsi="Times New Roman" w:cs="Times New Roman"/>
-          <w:sz w:val="24"/>
-          <w:szCs w:val="24"/>
-        </w:rPr>
-        <w:t xml:space="preserve">historical </w:t>
+        <w:t xml:space="preserve">The Willamette River basin lies between the Cascade and Coastal Mountain ranges of Western Oregon. </w:t>
+      </w:r>
+      <w:r>
+        <w:rPr>
+          <w:rFonts w:ascii="Times New Roman" w:hAnsi="Times New Roman" w:cs="Times New Roman"/>
+          <w:sz w:val="24"/>
+          <w:szCs w:val="24"/>
+        </w:rPr>
+        <w:t>Historically the</w:t>
+      </w:r>
+      <w:r>
+        <w:rPr>
+          <w:rFonts w:ascii="Times New Roman" w:hAnsi="Times New Roman" w:cs="Times New Roman"/>
+          <w:sz w:val="24"/>
+          <w:szCs w:val="24"/>
+        </w:rPr>
+        <w:t xml:space="preserve"> </w:t>
       </w:r>
       <w:r>
         <w:rPr>
@@ -145,7 +153,6 @@
         </w:rPr>
         <w:t xml:space="preserve"> settlement. This portion of the river also contains numerous alcoves, floodplain features with only a downstream connection to the </w:t>
       </w:r>
-      <w:proofErr w:type="spellStart"/>
       <w:proofErr w:type="gramStart"/>
       <w:r>
         <w:rPr>
@@ -163,7 +170,6 @@
         </w:rPr>
         <w:t>stem</w:t>
       </w:r>
-      <w:proofErr w:type="spellEnd"/>
       <w:r>
         <w:rPr>
           <w:rFonts w:ascii="Times New Roman" w:hAnsi="Times New Roman" w:cs="Times New Roman"/>
@@ -187,28 +193,8 @@
           <w:sz w:val="24"/>
           <w:szCs w:val="24"/>
         </w:rPr>
-        <w:t xml:space="preserve">s cold-water refuges, providing water at least 2℃ cooler than the adjacent </w:t>
-      </w:r>
-      <w:proofErr w:type="spellStart"/>
-      <w:r>
-        <w:rPr>
-          <w:rFonts w:ascii="Times New Roman" w:hAnsi="Times New Roman" w:cs="Times New Roman"/>
-          <w:sz w:val="24"/>
-          <w:szCs w:val="24"/>
-        </w:rPr>
-        <w:t>mainstem</w:t>
-      </w:r>
-      <w:proofErr w:type="spellEnd"/>
-      <w:r>
-        <w:rPr>
-          <w:rFonts w:ascii="Times New Roman" w:hAnsi="Times New Roman" w:cs="Times New Roman"/>
-          <w:sz w:val="24"/>
-          <w:szCs w:val="24"/>
-        </w:rPr>
-        <w:t xml:space="preserve"> river. These cold-water habitats are seasonally exploited by cold-water fishes, and two of these alcoves, Norwood and Blue Ruin, frequently contain dense aggregations of coastal cutthroat trout, a fluvial cold-water fish, during peak summer conditions. </w:t>
-      </w:r>
-      <w:bookmarkStart w:id="0" w:name="_GoBack"/>
-      <w:bookmarkEnd w:id="0"/>
+        <w:t xml:space="preserve">s cold-water refuges, providing water at least 2℃ cooler than the adjacent mainstem river. These cold-water habitats are seasonally exploited by cold-water fishes, and two of these alcoves, Norwood and Blue Ruin, frequently contain dense aggregations of coastal cutthroat trout, a fluvial cold-water fish, during peak summer conditions. </w:t>
+      </w:r>
     </w:p>
     <w:p>
       <w:pPr>
@@ -666,7 +652,23 @@
           <w:sz w:val="24"/>
           <w:szCs w:val="24"/>
         </w:rPr>
-        <w:t>(fish in Blue Ruin were evenly distributed between two pens)</w:t>
+        <w:t>(fish in Blue Ruin were evenly distributed between t</w:t>
+      </w:r>
+      <w:r>
+        <w:rPr>
+          <w:rFonts w:ascii="Times New Roman" w:hAnsi="Times New Roman" w:cs="Times New Roman"/>
+          <w:sz w:val="24"/>
+          <w:szCs w:val="24"/>
+        </w:rPr>
+        <w:t>he t</w:t>
+      </w:r>
+      <w:r>
+        <w:rPr>
+          <w:rFonts w:ascii="Times New Roman" w:hAnsi="Times New Roman" w:cs="Times New Roman"/>
+          <w:sz w:val="24"/>
+          <w:szCs w:val="24"/>
+        </w:rPr>
+        <w:t>wo pens)</w:t>
       </w:r>
       <w:r>
         <w:rPr>
@@ -902,7 +904,15 @@
           <w:sz w:val="24"/>
           <w:szCs w:val="24"/>
         </w:rPr>
-        <w:t>the thermocline (at 12:00 noon).</w:t>
+        <w:t>the thermocline at 12:00 noon</w:t>
+      </w:r>
+      <w:r>
+        <w:rPr>
+          <w:rFonts w:ascii="Times New Roman" w:hAnsi="Times New Roman" w:cs="Times New Roman"/>
+          <w:sz w:val="24"/>
+          <w:szCs w:val="24"/>
+        </w:rPr>
+        <w:t>.</w:t>
       </w:r>
       <w:r>
         <w:rPr>
@@ -1188,7 +1198,39 @@
           <w:sz w:val="24"/>
           <w:szCs w:val="24"/>
         </w:rPr>
-        <w:t xml:space="preserve"> loggers (HOBO Water Temperature Pro v2 Data Logger, temperature accuracy to ±0.2°C) were affixed to the line between the bottom and mid DO logger, between the mid and surface DO log</w:t>
+        <w:t xml:space="preserve"> loggers (HOBO Water Temperature Pro v2 Data Logger, temperature accuracy to ±0.2°C) were affixed to the </w:t>
+      </w:r>
+      <w:r>
+        <w:rPr>
+          <w:rFonts w:ascii="Times New Roman" w:hAnsi="Times New Roman" w:cs="Times New Roman"/>
+          <w:sz w:val="24"/>
+          <w:szCs w:val="24"/>
+        </w:rPr>
+        <w:t xml:space="preserve">line between the bottom and mid-dissolved oxygen </w:t>
+      </w:r>
+      <w:r>
+        <w:rPr>
+          <w:rFonts w:ascii="Times New Roman" w:hAnsi="Times New Roman" w:cs="Times New Roman"/>
+          <w:sz w:val="24"/>
+          <w:szCs w:val="24"/>
+        </w:rPr>
+        <w:t xml:space="preserve">logger, between the mid and surface </w:t>
+      </w:r>
+      <w:r>
+        <w:rPr>
+          <w:rFonts w:ascii="Times New Roman" w:hAnsi="Times New Roman" w:cs="Times New Roman"/>
+          <w:sz w:val="24"/>
+          <w:szCs w:val="24"/>
+        </w:rPr>
+        <w:t>dissolved oxygen</w:t>
+      </w:r>
+      <w:r>
+        <w:rPr>
+          <w:rFonts w:ascii="Times New Roman" w:hAnsi="Times New Roman" w:cs="Times New Roman"/>
+          <w:sz w:val="24"/>
+          <w:szCs w:val="24"/>
+        </w:rPr>
+        <w:t xml:space="preserve"> log</w:t>
       </w:r>
       <w:r>
         <w:rPr>
@@ -1525,7 +1567,39 @@
           <w:sz w:val="24"/>
           <w:szCs w:val="24"/>
         </w:rPr>
-        <w:t xml:space="preserve"> throughout the vertical profile. We opted to remove the dissolved oxygen recordings from these two fouled loggers and incorporate the dissolved oxygen data </w:t>
+        <w:t xml:space="preserve"> throughout the vertical profile. We opted to remove the disso</w:t>
+      </w:r>
+      <w:r>
+        <w:rPr>
+          <w:rFonts w:ascii="Times New Roman" w:hAnsi="Times New Roman" w:cs="Times New Roman"/>
+          <w:sz w:val="24"/>
+          <w:szCs w:val="24"/>
+        </w:rPr>
+        <w:t>lved oxygen recordings from the</w:t>
+      </w:r>
+      <w:r>
+        <w:rPr>
+          <w:rFonts w:ascii="Times New Roman" w:hAnsi="Times New Roman" w:cs="Times New Roman"/>
+          <w:sz w:val="24"/>
+          <w:szCs w:val="24"/>
+        </w:rPr>
+        <w:t xml:space="preserve"> two fouled loggers </w:t>
+      </w:r>
+      <w:r>
+        <w:rPr>
+          <w:rFonts w:ascii="Times New Roman" w:hAnsi="Times New Roman" w:cs="Times New Roman"/>
+          <w:sz w:val="24"/>
+          <w:szCs w:val="24"/>
+        </w:rPr>
+        <w:t xml:space="preserve">at the site-4 net pen array </w:t>
+      </w:r>
+      <w:r>
+        <w:rPr>
+          <w:rFonts w:ascii="Times New Roman" w:hAnsi="Times New Roman" w:cs="Times New Roman"/>
+          <w:sz w:val="24"/>
+          <w:szCs w:val="24"/>
+        </w:rPr>
+        <w:t xml:space="preserve">and incorporate the dissolved oxygen data </w:t>
       </w:r>
       <w:r>
         <w:rPr>
@@ -1689,7 +1763,16 @@
           <w:sz w:val="24"/>
           <w:szCs w:val="24"/>
         </w:rPr>
-        <w:t xml:space="preserve">; a fish that tracks preferred dissolved oxygen, a fish that tracks preferred temperature, and a fish that tracks both temperature and oxygen concurrently. </w:t>
+        <w:t xml:space="preserve">; a fish that tracks preferred dissolved oxygen, a fish that tracks preferred temperature, and a fish </w:t>
+      </w:r>
+      <w:r>
+        <w:rPr>
+          <w:rFonts w:ascii="Times New Roman" w:hAnsi="Times New Roman" w:cs="Times New Roman"/>
+          <w:sz w:val="24"/>
+          <w:szCs w:val="24"/>
+        </w:rPr>
+        <w:lastRenderedPageBreak/>
+        <w:t xml:space="preserve">that tracks both temperature and oxygen concurrently. </w:t>
       </w:r>
       <w:r>
         <w:rPr>
@@ -1811,17 +1894,9 @@
           <w:sz w:val="24"/>
           <w:szCs w:val="24"/>
         </w:rPr>
-        <w:t>Equation 1</w:t>
-      </w:r>
-      <w:r>
-        <w:rPr>
-          <w:rFonts w:ascii="Times New Roman" w:hAnsi="Times New Roman" w:cs="Times New Roman"/>
-          <w:sz w:val="24"/>
-          <w:szCs w:val="24"/>
-        </w:rPr>
-        <w:t xml:space="preserve">: </w:t>
-      </w:r>
-      <w:commentRangeStart w:id="1"/>
+        <w:t xml:space="preserve">Equation 1: </w:t>
+      </w:r>
+      <w:commentRangeStart w:id="0"/>
       <m:oMath>
         <m:r>
           <w:rPr>
@@ -1916,15 +1991,7 @@
             <w:sz w:val="24"/>
             <w:szCs w:val="24"/>
           </w:rPr>
-          <m:t xml:space="preserve"> </m:t>
-        </m:r>
-        <m:r>
-          <w:rPr>
-            <w:rFonts w:ascii="Cambria Math" w:hAnsi="Cambria Math" w:cs="Times New Roman"/>
-            <w:sz w:val="24"/>
-            <w:szCs w:val="24"/>
-          </w:rPr>
-          <m:t>x</m:t>
+          <m:t xml:space="preserve"> x</m:t>
         </m:r>
       </m:oMath>
       <w:r>
@@ -2041,12 +2108,12 @@
         </w:rPr>
         <w:t xml:space="preserve">. </w:t>
       </w:r>
-      <w:commentRangeEnd w:id="1"/>
+      <w:commentRangeEnd w:id="0"/>
       <w:r>
         <w:rPr>
           <w:rStyle w:val="CommentReference"/>
         </w:rPr>
-        <w:commentReference w:id="1"/>
+        <w:commentReference w:id="0"/>
       </w:r>
     </w:p>
     <w:p>
@@ -2426,15 +2493,7 @@
           <w:sz w:val="24"/>
           <w:szCs w:val="24"/>
         </w:rPr>
-        <w:t>Equation 2</w:t>
-      </w:r>
-      <w:r>
-        <w:rPr>
-          <w:rFonts w:ascii="Times New Roman" w:hAnsi="Times New Roman" w:cs="Times New Roman"/>
-          <w:sz w:val="24"/>
-          <w:szCs w:val="24"/>
-        </w:rPr>
-        <w:t xml:space="preserve">: </w:t>
+        <w:t xml:space="preserve">Equation 2: </w:t>
       </w:r>
       <m:oMath>
         <m:r>
@@ -2558,6 +2617,14 @@
           </m:sup>
         </m:sSup>
       </m:oMath>
+      <w:r>
+        <w:rPr>
+          <w:rFonts w:ascii="Times New Roman" w:eastAsiaTheme="minorEastAsia" w:hAnsi="Times New Roman" w:cs="Times New Roman"/>
+          <w:sz w:val="24"/>
+          <w:szCs w:val="24"/>
+        </w:rPr>
+        <w:t xml:space="preserve"> (see Sullivan et al. 2003)</w:t>
+      </w:r>
     </w:p>
     <w:p>
       <w:pPr>
@@ -2597,7 +2664,23 @@
           <w:sz w:val="24"/>
           <w:szCs w:val="24"/>
         </w:rPr>
-        <w:t xml:space="preserve"> where depth was determined by referencing the highest index value and its correlated depth per strategy.</w:t>
+        <w:t xml:space="preserve"> where depth was determined by referencing the highest index value </w:t>
+      </w:r>
+      <w:r>
+        <w:rPr>
+          <w:rFonts w:ascii="Times New Roman" w:hAnsi="Times New Roman" w:cs="Times New Roman"/>
+          <w:sz w:val="24"/>
+          <w:szCs w:val="24"/>
+        </w:rPr>
+        <w:t xml:space="preserve">at each time step </w:t>
+      </w:r>
+      <w:r>
+        <w:rPr>
+          <w:rFonts w:ascii="Times New Roman" w:hAnsi="Times New Roman" w:cs="Times New Roman"/>
+          <w:sz w:val="24"/>
+          <w:szCs w:val="24"/>
+        </w:rPr>
+        <w:t>and its correlated depth per strategy.</w:t>
       </w:r>
     </w:p>
     <w:p>
@@ -2683,7 +2766,15 @@
           <w:sz w:val="24"/>
           <w:szCs w:val="24"/>
         </w:rPr>
-        <w:t xml:space="preserve">net pen-associated array </w:t>
+        <w:t xml:space="preserve">site-4 </w:t>
+      </w:r>
+      <w:r>
+        <w:rPr>
+          <w:rFonts w:ascii="Times New Roman" w:hAnsi="Times New Roman" w:cs="Times New Roman"/>
+          <w:sz w:val="24"/>
+          <w:szCs w:val="24"/>
+        </w:rPr>
+        <w:t xml:space="preserve">net pen array </w:t>
       </w:r>
       <w:r>
         <w:rPr>
@@ -2751,7 +2842,7 @@
         </w:rPr>
         <w:t xml:space="preserve"> </w:t>
       </w:r>
-      <w:commentRangeStart w:id="2"/>
+      <w:commentRangeStart w:id="1"/>
       <w:r>
         <w:rPr>
           <w:rFonts w:ascii="Times New Roman" w:hAnsi="Times New Roman" w:cs="Times New Roman"/>
@@ -2987,12 +3078,12 @@
         </w:rPr>
         <w:t xml:space="preserve"> temperature. We used this same equation to estimate the dissolved oxygen concentration for each estimated fish depth. </w:t>
       </w:r>
-      <w:commentRangeEnd w:id="2"/>
+      <w:commentRangeEnd w:id="1"/>
       <w:r>
         <w:rPr>
           <w:rStyle w:val="CommentReference"/>
         </w:rPr>
-        <w:commentReference w:id="2"/>
+        <w:commentReference w:id="1"/>
       </w:r>
     </w:p>
     <w:p>
@@ -3037,6 +3128,7 @@
           <w:sz w:val="24"/>
           <w:szCs w:val="24"/>
         </w:rPr>
+        <w:lastRenderedPageBreak/>
         <w:t xml:space="preserve">We </w:t>
       </w:r>
       <w:r>
@@ -3119,7 +3211,23 @@
           <w:sz w:val="24"/>
           <w:szCs w:val="24"/>
         </w:rPr>
-        <w:t xml:space="preserve">probability of habitat selection, given </w:t>
+        <w:t xml:space="preserve">probability of </w:t>
+      </w:r>
+      <w:r>
+        <w:rPr>
+          <w:rFonts w:ascii="Times New Roman" w:hAnsi="Times New Roman" w:cs="Times New Roman"/>
+          <w:sz w:val="24"/>
+          <w:szCs w:val="24"/>
+        </w:rPr>
+        <w:t>selection</w:t>
+      </w:r>
+      <w:r>
+        <w:rPr>
+          <w:rFonts w:ascii="Times New Roman" w:hAnsi="Times New Roman" w:cs="Times New Roman"/>
+          <w:sz w:val="24"/>
+          <w:szCs w:val="24"/>
+        </w:rPr>
+        <w:t xml:space="preserve"> given </w:t>
       </w:r>
       <w:r>
         <w:rPr>
@@ -3167,7 +3275,23 @@
           <w:sz w:val="24"/>
           <w:szCs w:val="24"/>
         </w:rPr>
-        <w:t xml:space="preserve">used this analysis approach for the two-hour periods of lowest and highest dissolved oxygen in Blue Ruin and Norwood alcoves (5:00-7:00 &amp; </w:t>
+        <w:t>used this analysis approach for the two-hour periods of lowest and highest dissolved oxygen in Blue Ruin and Norwood alcoves</w:t>
+      </w:r>
+      <w:r>
+        <w:rPr>
+          <w:rFonts w:ascii="Times New Roman" w:hAnsi="Times New Roman" w:cs="Times New Roman"/>
+          <w:sz w:val="24"/>
+          <w:szCs w:val="24"/>
+        </w:rPr>
+        <w:t xml:space="preserve">. These 2-hour periods of high and low dissolved oxygen occurred at slightly differing windows of time </w:t>
+      </w:r>
+      <w:r>
+        <w:rPr>
+          <w:rFonts w:ascii="Times New Roman" w:hAnsi="Times New Roman" w:cs="Times New Roman"/>
+          <w:sz w:val="24"/>
+          <w:szCs w:val="24"/>
+        </w:rPr>
+        <w:t xml:space="preserve">(5:00-7:00 &amp; </w:t>
       </w:r>
       <w:r>
         <w:rPr>
@@ -3183,7 +3307,25 @@
           <w:sz w:val="24"/>
           <w:szCs w:val="24"/>
         </w:rPr>
-        <w:t>:00 for Blue Ruin, 6:00-8:00 &amp; 18:00-20:00 for Norwood).</w:t>
+        <w:t>:00 for Blue Ruin, 6:00-8:00 &amp; 18:00-20:00 for Norwood)</w:t>
+      </w:r>
+      <w:r>
+        <w:rPr>
+          <w:rFonts w:ascii="Times New Roman" w:hAnsi="Times New Roman" w:cs="Times New Roman"/>
+          <w:sz w:val="24"/>
+          <w:szCs w:val="24"/>
+        </w:rPr>
+        <w:t>, likely due to differing alcove orientation and solar exposure</w:t>
+      </w:r>
+      <w:bookmarkStart w:id="2" w:name="_GoBack"/>
+      <w:bookmarkEnd w:id="2"/>
+      <w:r>
+        <w:rPr>
+          <w:rFonts w:ascii="Times New Roman" w:hAnsi="Times New Roman" w:cs="Times New Roman"/>
+          <w:sz w:val="24"/>
+          <w:szCs w:val="24"/>
+        </w:rPr>
+        <w:t>.</w:t>
       </w:r>
       <w:r>
         <w:rPr>
@@ -3344,7 +3486,7 @@
 
 <file path=word/comments.xml><?xml version="1.0" encoding="utf-8"?>
 <w:comments xmlns:wpc="http://schemas.microsoft.com/office/word/2010/wordprocessingCanvas" xmlns:cx="http://schemas.microsoft.com/office/drawing/2014/chartex" xmlns:cx1="http://schemas.microsoft.com/office/drawing/2015/9/8/chartex" xmlns:mc="http://schemas.openxmlformats.org/markup-compatibility/2006" xmlns:o="urn:schemas-microsoft-com:office:office" xmlns:r="http://schemas.openxmlformats.org/officeDocument/2006/relationships" xmlns:m="http://schemas.openxmlformats.org/officeDocument/2006/math" xmlns:v="urn:schemas-microsoft-com:vml" xmlns:wp14="http://schemas.microsoft.com/office/word/2010/wordprocessingDrawing" xmlns:wp="http://schemas.openxmlformats.org/drawingml/2006/wordprocessingDrawing" xmlns:w10="urn:schemas-microsoft-com:office:word" xmlns:w="http://schemas.openxmlformats.org/wordprocessingml/2006/main" xmlns:w14="http://schemas.microsoft.com/office/word/2010/wordml" xmlns:w15="http://schemas.microsoft.com/office/word/2012/wordml" xmlns:w16se="http://schemas.microsoft.com/office/word/2015/wordml/symex" xmlns:wpg="http://schemas.microsoft.com/office/word/2010/wordprocessingGroup" xmlns:wpi="http://schemas.microsoft.com/office/word/2010/wordprocessingInk" xmlns:wne="http://schemas.microsoft.com/office/word/2006/wordml" xmlns:wps="http://schemas.microsoft.com/office/word/2010/wordprocessingShape" mc:Ignorable="w14 w15 w16se wp14">
-  <w:comment w:id="1" w:author="Barrett, Hannah" w:date="2023-05-17T09:16:00Z" w:initials="BH">
+  <w:comment w:id="0" w:author="Barrett, Hannah" w:date="2023-05-17T09:16:00Z" w:initials="BH">
     <w:p>
       <w:pPr>
         <w:pStyle w:val="CommentText"/>
@@ -3360,7 +3502,7 @@
       </w:r>
     </w:p>
   </w:comment>
-  <w:comment w:id="2" w:author="Barrett, Hannah" w:date="2023-05-17T09:19:00Z" w:initials="BH">
+  <w:comment w:id="1" w:author="Barrett, Hannah" w:date="2023-05-17T09:19:00Z" w:initials="BH">
     <w:p>
       <w:pPr>
         <w:pStyle w:val="CommentText"/>
@@ -3384,6 +3526,56 @@
   <w15:commentEx w15:paraId="598D24EA" w15:done="0"/>
   <w15:commentEx w15:paraId="16CDFE40" w15:done="0"/>
 </w15:commentsEx>
+</file>
+
+<file path=word/endnotes.xml><?xml version="1.0" encoding="utf-8"?>
+<w:endnotes xmlns:wpc="http://schemas.microsoft.com/office/word/2010/wordprocessingCanvas" xmlns:cx="http://schemas.microsoft.com/office/drawing/2014/chartex" xmlns:cx1="http://schemas.microsoft.com/office/drawing/2015/9/8/chartex" xmlns:mc="http://schemas.openxmlformats.org/markup-compatibility/2006" xmlns:o="urn:schemas-microsoft-com:office:office" xmlns:r="http://schemas.openxmlformats.org/officeDocument/2006/relationships" xmlns:m="http://schemas.openxmlformats.org/officeDocument/2006/math" xmlns:v="urn:schemas-microsoft-com:vml" xmlns:wp14="http://schemas.microsoft.com/office/word/2010/wordprocessingDrawing" xmlns:wp="http://schemas.openxmlformats.org/drawingml/2006/wordprocessingDrawing" xmlns:w10="urn:schemas-microsoft-com:office:word" xmlns:w="http://schemas.openxmlformats.org/wordprocessingml/2006/main" xmlns:w14="http://schemas.microsoft.com/office/word/2010/wordml" xmlns:w15="http://schemas.microsoft.com/office/word/2012/wordml" xmlns:w16se="http://schemas.microsoft.com/office/word/2015/wordml/symex" xmlns:wpg="http://schemas.microsoft.com/office/word/2010/wordprocessingGroup" xmlns:wpi="http://schemas.microsoft.com/office/word/2010/wordprocessingInk" xmlns:wne="http://schemas.microsoft.com/office/word/2006/wordml" xmlns:wps="http://schemas.microsoft.com/office/word/2010/wordprocessingShape" mc:Ignorable="w14 w15 w16se wp14">
+  <w:endnote w:type="separator" w:id="-1">
+    <w:p>
+      <w:pPr>
+        <w:spacing w:after="0" w:line="240" w:lineRule="auto"/>
+      </w:pPr>
+      <w:r>
+        <w:separator/>
+      </w:r>
+    </w:p>
+  </w:endnote>
+  <w:endnote w:type="continuationSeparator" w:id="0">
+    <w:p>
+      <w:pPr>
+        <w:spacing w:after="0" w:line="240" w:lineRule="auto"/>
+      </w:pPr>
+      <w:r>
+        <w:continuationSeparator/>
+      </w:r>
+    </w:p>
+  </w:endnote>
+</w:endnotes>
+</file>
+
+<file path=word/footnotes.xml><?xml version="1.0" encoding="utf-8"?>
+<w:footnotes xmlns:wpc="http://schemas.microsoft.com/office/word/2010/wordprocessingCanvas" xmlns:cx="http://schemas.microsoft.com/office/drawing/2014/chartex" xmlns:cx1="http://schemas.microsoft.com/office/drawing/2015/9/8/chartex" xmlns:mc="http://schemas.openxmlformats.org/markup-compatibility/2006" xmlns:o="urn:schemas-microsoft-com:office:office" xmlns:r="http://schemas.openxmlformats.org/officeDocument/2006/relationships" xmlns:m="http://schemas.openxmlformats.org/officeDocument/2006/math" xmlns:v="urn:schemas-microsoft-com:vml" xmlns:wp14="http://schemas.microsoft.com/office/word/2010/wordprocessingDrawing" xmlns:wp="http://schemas.openxmlformats.org/drawingml/2006/wordprocessingDrawing" xmlns:w10="urn:schemas-microsoft-com:office:word" xmlns:w="http://schemas.openxmlformats.org/wordprocessingml/2006/main" xmlns:w14="http://schemas.microsoft.com/office/word/2010/wordml" xmlns:w15="http://schemas.microsoft.com/office/word/2012/wordml" xmlns:w16se="http://schemas.microsoft.com/office/word/2015/wordml/symex" xmlns:wpg="http://schemas.microsoft.com/office/word/2010/wordprocessingGroup" xmlns:wpi="http://schemas.microsoft.com/office/word/2010/wordprocessingInk" xmlns:wne="http://schemas.microsoft.com/office/word/2006/wordml" xmlns:wps="http://schemas.microsoft.com/office/word/2010/wordprocessingShape" mc:Ignorable="w14 w15 w16se wp14">
+  <w:footnote w:type="separator" w:id="-1">
+    <w:p>
+      <w:pPr>
+        <w:spacing w:after="0" w:line="240" w:lineRule="auto"/>
+      </w:pPr>
+      <w:r>
+        <w:separator/>
+      </w:r>
+    </w:p>
+  </w:footnote>
+  <w:footnote w:type="continuationSeparator" w:id="0">
+    <w:p>
+      <w:pPr>
+        <w:spacing w:after="0" w:line="240" w:lineRule="auto"/>
+      </w:pPr>
+      <w:r>
+        <w:continuationSeparator/>
+      </w:r>
+    </w:p>
+  </w:footnote>
+</w:footnotes>
 </file>
 
 <file path=word/people.xml><?xml version="1.0" encoding="utf-8"?>
@@ -3923,6 +4115,50 @@
       <w:szCs w:val="18"/>
     </w:rPr>
   </w:style>
+  <w:style w:type="paragraph" w:styleId="Header">
+    <w:name w:val="header"/>
+    <w:basedOn w:val="Normal"/>
+    <w:link w:val="HeaderChar"/>
+    <w:uiPriority w:val="99"/>
+    <w:unhideWhenUsed/>
+    <w:rsid w:val="00BA4028"/>
+    <w:pPr>
+      <w:tabs>
+        <w:tab w:val="center" w:pos="4680"/>
+        <w:tab w:val="right" w:pos="9360"/>
+      </w:tabs>
+      <w:spacing w:after="0" w:line="240" w:lineRule="auto"/>
+    </w:pPr>
+  </w:style>
+  <w:style w:type="character" w:customStyle="1" w:styleId="HeaderChar">
+    <w:name w:val="Header Char"/>
+    <w:basedOn w:val="DefaultParagraphFont"/>
+    <w:link w:val="Header"/>
+    <w:uiPriority w:val="99"/>
+    <w:rsid w:val="00BA4028"/>
+  </w:style>
+  <w:style w:type="paragraph" w:styleId="Footer">
+    <w:name w:val="footer"/>
+    <w:basedOn w:val="Normal"/>
+    <w:link w:val="FooterChar"/>
+    <w:uiPriority w:val="99"/>
+    <w:unhideWhenUsed/>
+    <w:rsid w:val="00BA4028"/>
+    <w:pPr>
+      <w:tabs>
+        <w:tab w:val="center" w:pos="4680"/>
+        <w:tab w:val="right" w:pos="9360"/>
+      </w:tabs>
+      <w:spacing w:after="0" w:line="240" w:lineRule="auto"/>
+    </w:pPr>
+  </w:style>
+  <w:style w:type="character" w:customStyle="1" w:styleId="FooterChar">
+    <w:name w:val="Footer Char"/>
+    <w:basedOn w:val="DefaultParagraphFont"/>
+    <w:link w:val="Footer"/>
+    <w:uiPriority w:val="99"/>
+    <w:rsid w:val="00BA4028"/>
+  </w:style>
 </w:styles>
 </file>
 

--- a/manuscript/2.dvm.methods/dvm.methods.08172023.HB.docx
+++ b/manuscript/2.dvm.methods/dvm.methods.08172023.HB.docx
@@ -135,32 +135,13 @@
         </w:rPr>
         <w:t xml:space="preserve">severely reduced since </w:t>
       </w:r>
-      <w:proofErr w:type="spellStart"/>
-      <w:r>
-        <w:rPr>
-          <w:rFonts w:ascii="Times New Roman" w:hAnsi="Times New Roman" w:cs="Times New Roman"/>
-          <w:sz w:val="24"/>
-          <w:szCs w:val="24"/>
-        </w:rPr>
-        <w:t>EuroAmerican</w:t>
-      </w:r>
-      <w:proofErr w:type="spellEnd"/>
-      <w:r>
-        <w:rPr>
-          <w:rFonts w:ascii="Times New Roman" w:hAnsi="Times New Roman" w:cs="Times New Roman"/>
-          <w:sz w:val="24"/>
-          <w:szCs w:val="24"/>
-        </w:rPr>
-        <w:t xml:space="preserve"> settlement. This portion of the river also contains numerous alcoves, floodplain features with only a downstream connection to the </w:t>
-      </w:r>
-      <w:proofErr w:type="gramStart"/>
-      <w:r>
-        <w:rPr>
-          <w:rFonts w:ascii="Times New Roman" w:hAnsi="Times New Roman" w:cs="Times New Roman"/>
-          <w:sz w:val="24"/>
-          <w:szCs w:val="24"/>
-        </w:rPr>
-        <w:t>main</w:t>
+      <w:r>
+        <w:rPr>
+          <w:rFonts w:ascii="Times New Roman" w:hAnsi="Times New Roman" w:cs="Times New Roman"/>
+          <w:sz w:val="24"/>
+          <w:szCs w:val="24"/>
+        </w:rPr>
+        <w:t>EuroAmerican settlement. This portion of the river also contains numerous alcoves, floodplain features with only a downstream connection to the main</w:t>
       </w:r>
       <w:r>
         <w:rPr>
@@ -176,16 +157,7 @@
           <w:sz w:val="24"/>
           <w:szCs w:val="24"/>
         </w:rPr>
-        <w:t xml:space="preserve"> river</w:t>
-      </w:r>
-      <w:proofErr w:type="gramEnd"/>
-      <w:r>
-        <w:rPr>
-          <w:rFonts w:ascii="Times New Roman" w:hAnsi="Times New Roman" w:cs="Times New Roman"/>
-          <w:sz w:val="24"/>
-          <w:szCs w:val="24"/>
-        </w:rPr>
-        <w:t>. A subset of these waterbodies function a</w:t>
+        <w:t xml:space="preserve"> river. A subset of these waterbodies function a</w:t>
       </w:r>
       <w:r>
         <w:rPr>
@@ -226,8 +198,6 @@
           <w:szCs w:val="24"/>
         </w:rPr>
       </w:pPr>
-      <w:proofErr w:type="spellStart"/>
-      <w:proofErr w:type="gramStart"/>
       <w:r>
         <w:rPr>
           <w:rFonts w:ascii="Times New Roman" w:hAnsi="Times New Roman" w:cs="Times New Roman"/>
@@ -235,18 +205,7 @@
           <w:sz w:val="24"/>
           <w:szCs w:val="24"/>
         </w:rPr>
-        <w:t>iButton</w:t>
-      </w:r>
-      <w:proofErr w:type="spellEnd"/>
-      <w:proofErr w:type="gramEnd"/>
-      <w:r>
-        <w:rPr>
-          <w:rFonts w:ascii="Times New Roman" w:hAnsi="Times New Roman" w:cs="Times New Roman"/>
-          <w:i/>
-          <w:sz w:val="24"/>
-          <w:szCs w:val="24"/>
-        </w:rPr>
-        <w:t xml:space="preserve"> enclosure study</w:t>
+        <w:t>iButton enclosure study</w:t>
       </w:r>
     </w:p>
     <w:p>
@@ -335,81 +294,7 @@
           <w:sz w:val="24"/>
           <w:szCs w:val="24"/>
         </w:rPr>
-        <w:t xml:space="preserve">cutthroat trout with waterproofed </w:t>
-      </w:r>
-      <w:proofErr w:type="spellStart"/>
-      <w:r>
-        <w:rPr>
-          <w:rFonts w:ascii="Times New Roman" w:hAnsi="Times New Roman" w:cs="Times New Roman"/>
-          <w:sz w:val="24"/>
-          <w:szCs w:val="24"/>
-        </w:rPr>
-        <w:t>Thermocron</w:t>
-      </w:r>
-      <w:proofErr w:type="spellEnd"/>
-      <w:r>
-        <w:rPr>
-          <w:rFonts w:ascii="Times New Roman" w:hAnsi="Times New Roman" w:cs="Times New Roman"/>
-          <w:sz w:val="24"/>
-          <w:szCs w:val="24"/>
-        </w:rPr>
-        <w:t xml:space="preserve"> high-resolution </w:t>
-      </w:r>
-      <w:proofErr w:type="spellStart"/>
-      <w:r>
-        <w:rPr>
-          <w:rFonts w:ascii="Times New Roman" w:hAnsi="Times New Roman" w:cs="Times New Roman"/>
-          <w:sz w:val="24"/>
-          <w:szCs w:val="24"/>
-        </w:rPr>
-        <w:t>iButtons</w:t>
-      </w:r>
-      <w:proofErr w:type="spellEnd"/>
-      <w:r>
-        <w:rPr>
-          <w:rFonts w:ascii="Times New Roman" w:hAnsi="Times New Roman" w:cs="Times New Roman"/>
-          <w:sz w:val="24"/>
-          <w:szCs w:val="24"/>
-        </w:rPr>
-        <w:t xml:space="preserve"> (DS1922L-F5#, temperature accuracy ±0.5°C). </w:t>
-      </w:r>
-      <w:proofErr w:type="spellStart"/>
-      <w:proofErr w:type="gramStart"/>
-      <w:r>
-        <w:rPr>
-          <w:rFonts w:ascii="Times New Roman" w:hAnsi="Times New Roman" w:cs="Times New Roman"/>
-          <w:sz w:val="24"/>
-          <w:szCs w:val="24"/>
-        </w:rPr>
-        <w:t>iButtons</w:t>
-      </w:r>
-      <w:proofErr w:type="spellEnd"/>
-      <w:proofErr w:type="gramEnd"/>
-      <w:r>
-        <w:rPr>
-          <w:rFonts w:ascii="Times New Roman" w:hAnsi="Times New Roman" w:cs="Times New Roman"/>
-          <w:sz w:val="24"/>
-          <w:szCs w:val="24"/>
-        </w:rPr>
-        <w:t xml:space="preserve"> were modified to reduce weight following methods outlined by </w:t>
-      </w:r>
-      <w:proofErr w:type="spellStart"/>
-      <w:r>
-        <w:rPr>
-          <w:rFonts w:ascii="Times New Roman" w:hAnsi="Times New Roman" w:cs="Times New Roman"/>
-          <w:sz w:val="24"/>
-          <w:szCs w:val="24"/>
-        </w:rPr>
-        <w:t>Lovegrove</w:t>
-      </w:r>
-      <w:proofErr w:type="spellEnd"/>
-      <w:r>
-        <w:rPr>
-          <w:rFonts w:ascii="Times New Roman" w:hAnsi="Times New Roman" w:cs="Times New Roman"/>
-          <w:sz w:val="24"/>
-          <w:szCs w:val="24"/>
-        </w:rPr>
-        <w:t xml:space="preserve"> (2009)</w:t>
+        <w:t>cutthroat trout with waterproofed Thermocron high-resolution iButtons (DS1922L-F5#, temperature accuracy ±0.5°C). iButtons were modified to reduce weight following methods outlined by Lovegrove (2009)</w:t>
       </w:r>
       <w:r>
         <w:rPr>
@@ -425,43 +310,7 @@
           <w:sz w:val="24"/>
           <w:szCs w:val="24"/>
         </w:rPr>
-        <w:t xml:space="preserve">were set to record temperature at 12-minute intervals to maximize data resolution while also ensuring adequate battery life and data storage capacity. Each modified </w:t>
-      </w:r>
-      <w:proofErr w:type="spellStart"/>
-      <w:r>
-        <w:rPr>
-          <w:rFonts w:ascii="Times New Roman" w:hAnsi="Times New Roman" w:cs="Times New Roman"/>
-          <w:sz w:val="24"/>
-          <w:szCs w:val="24"/>
-        </w:rPr>
-        <w:t>iButton</w:t>
-      </w:r>
-      <w:proofErr w:type="spellEnd"/>
-      <w:r>
-        <w:rPr>
-          <w:rFonts w:ascii="Times New Roman" w:hAnsi="Times New Roman" w:cs="Times New Roman"/>
-          <w:sz w:val="24"/>
-          <w:szCs w:val="24"/>
-        </w:rPr>
-        <w:t xml:space="preserve"> was mounted to a dark green 2.5cm Peterson disc using marine grade epoxy (JB </w:t>
-      </w:r>
-      <w:proofErr w:type="spellStart"/>
-      <w:r>
-        <w:rPr>
-          <w:rFonts w:ascii="Times New Roman" w:hAnsi="Times New Roman" w:cs="Times New Roman"/>
-          <w:sz w:val="24"/>
-          <w:szCs w:val="24"/>
-        </w:rPr>
-        <w:t>MarineWeld</w:t>
-      </w:r>
-      <w:proofErr w:type="spellEnd"/>
-      <w:r>
-        <w:rPr>
-          <w:rFonts w:ascii="Times New Roman" w:hAnsi="Times New Roman" w:cs="Times New Roman"/>
-          <w:sz w:val="24"/>
-          <w:szCs w:val="24"/>
-        </w:rPr>
-        <w:t>™ syringe two part adhesive). The Peterson discs had two small gauge holes drilled 3mm apart and 3mm in from t</w:t>
+        <w:t>were set to record temperature at 12-minute intervals to maximize data resolution while also ensuring adequate battery life and data storage capacity. Each modified iButton was mounted to a dark green 2.5cm Peterson disc using marine grade epoxy (JB MarineWeld™ syringe two part adhesive). The Peterson discs had two small gauge holes drilled 3mm apart and 3mm in from t</w:t>
       </w:r>
       <w:r>
         <w:rPr>
@@ -477,25 +326,7 @@
           <w:sz w:val="24"/>
           <w:szCs w:val="24"/>
         </w:rPr>
-        <w:t xml:space="preserve">, which were used to suture the mounted </w:t>
-      </w:r>
-      <w:proofErr w:type="spellStart"/>
-      <w:r>
-        <w:rPr>
-          <w:rFonts w:ascii="Times New Roman" w:hAnsi="Times New Roman" w:cs="Times New Roman"/>
-          <w:sz w:val="24"/>
-          <w:szCs w:val="24"/>
-        </w:rPr>
-        <w:t>iButton</w:t>
-      </w:r>
-      <w:proofErr w:type="spellEnd"/>
-      <w:r>
-        <w:rPr>
-          <w:rFonts w:ascii="Times New Roman" w:hAnsi="Times New Roman" w:cs="Times New Roman"/>
-          <w:sz w:val="24"/>
-          <w:szCs w:val="24"/>
-        </w:rPr>
-        <w:t xml:space="preserve"> to each fish through the</w:t>
+        <w:t>, which were used to suture the mounted iButton to each fish through the</w:t>
       </w:r>
       <w:r>
         <w:rPr>
@@ -593,25 +424,7 @@
           <w:sz w:val="24"/>
           <w:szCs w:val="24"/>
         </w:rPr>
-        <w:t xml:space="preserve">fish in Norwood alcove, and 20 in Blue Ruin. Cutthroat were captured via electrofishing on July 22 and 23, 2021. Anesthetization, handling, and recovery procedures followed </w:t>
-      </w:r>
-      <w:proofErr w:type="spellStart"/>
-      <w:r>
-        <w:rPr>
-          <w:rFonts w:ascii="Times New Roman" w:hAnsi="Times New Roman" w:cs="Times New Roman"/>
-          <w:sz w:val="24"/>
-          <w:szCs w:val="24"/>
-        </w:rPr>
-        <w:t>Leidke</w:t>
-      </w:r>
-      <w:proofErr w:type="spellEnd"/>
-      <w:r>
-        <w:rPr>
-          <w:rFonts w:ascii="Times New Roman" w:hAnsi="Times New Roman" w:cs="Times New Roman"/>
-          <w:sz w:val="24"/>
-          <w:szCs w:val="24"/>
-        </w:rPr>
-        <w:t xml:space="preserve"> et al. (2012). Tags were attached through the anterior dorsal musculature of each fish approximately 5mm ventral and 5mm posterior of the first fin ray using a PDS® Plus </w:t>
+        <w:t xml:space="preserve">fish in Norwood alcove, and 20 in Blue Ruin. Cutthroat were captured via electrofishing on July 22 and 23, 2021. Anesthetization, handling, and recovery procedures followed Leidke et al. (2012). Tags were attached through the anterior dorsal musculature of each fish approximately 5mm ventral and 5mm posterior of the first fin ray using a PDS® Plus </w:t>
       </w:r>
       <w:r>
         <w:rPr>
@@ -710,19 +523,8 @@
           <w:sz w:val="24"/>
           <w:szCs w:val="24"/>
         </w:rPr>
-        <w:t xml:space="preserve">Salmo </w:t>
-      </w:r>
-      <w:proofErr w:type="spellStart"/>
-      <w:r>
-        <w:rPr>
-          <w:rFonts w:ascii="Times New Roman" w:hAnsi="Times New Roman" w:cs="Times New Roman"/>
-          <w:i/>
-          <w:sz w:val="24"/>
-          <w:szCs w:val="24"/>
-        </w:rPr>
-        <w:t>salar</w:t>
-      </w:r>
-      <w:proofErr w:type="spellEnd"/>
+        <w:t>Salmo salar</w:t>
+      </w:r>
       <w:r>
         <w:rPr>
           <w:rFonts w:ascii="Times New Roman" w:hAnsi="Times New Roman" w:cs="Times New Roman"/>
@@ -812,16 +614,7 @@
           <w:sz w:val="24"/>
           <w:szCs w:val="24"/>
         </w:rPr>
-        <w:t>(</w:t>
-      </w:r>
-      <w:proofErr w:type="spellStart"/>
-      <w:r>
-        <w:rPr>
-          <w:rFonts w:ascii="Times New Roman" w:hAnsi="Times New Roman" w:cs="Times New Roman"/>
-          <w:sz w:val="24"/>
-          <w:szCs w:val="24"/>
-        </w:rPr>
-        <w:t>P</w:t>
+        <w:t>(P</w:t>
       </w:r>
       <w:r>
         <w:rPr>
@@ -837,27 +630,8 @@
           <w:sz w:val="24"/>
           <w:szCs w:val="24"/>
         </w:rPr>
-        <w:t>Solo</w:t>
-      </w:r>
-      <w:proofErr w:type="spellEnd"/>
-      <w:r>
-        <w:rPr>
-          <w:rFonts w:ascii="Times New Roman" w:hAnsi="Times New Roman" w:cs="Times New Roman"/>
-          <w:sz w:val="24"/>
-          <w:szCs w:val="24"/>
-        </w:rPr>
-        <w:t xml:space="preserve"> Digital handheld </w:t>
-      </w:r>
-      <w:proofErr w:type="spellStart"/>
-      <w:r>
-        <w:rPr>
-          <w:rFonts w:ascii="Times New Roman" w:hAnsi="Times New Roman" w:cs="Times New Roman"/>
-          <w:sz w:val="24"/>
-          <w:szCs w:val="24"/>
-        </w:rPr>
-        <w:t>sonde</w:t>
-      </w:r>
-      <w:proofErr w:type="spellEnd"/>
+        <w:t>Solo Digital handheld sonde</w:t>
+      </w:r>
       <w:r>
         <w:rPr>
           <w:rFonts w:ascii="Times New Roman" w:hAnsi="Times New Roman" w:cs="Times New Roman"/>
@@ -952,25 +726,7 @@
           <w:sz w:val="24"/>
           <w:szCs w:val="24"/>
         </w:rPr>
-        <w:t>(</w:t>
-      </w:r>
-      <w:proofErr w:type="spellStart"/>
-      <w:r>
-        <w:rPr>
-          <w:rFonts w:ascii="Times New Roman" w:hAnsi="Times New Roman" w:cs="Times New Roman"/>
-          <w:sz w:val="24"/>
-          <w:szCs w:val="24"/>
-        </w:rPr>
-        <w:t>MiniDOT</w:t>
-      </w:r>
-      <w:proofErr w:type="spellEnd"/>
-      <w:r>
-        <w:rPr>
-          <w:rFonts w:ascii="Times New Roman" w:hAnsi="Times New Roman" w:cs="Times New Roman"/>
-          <w:sz w:val="24"/>
-          <w:szCs w:val="24"/>
-        </w:rPr>
-        <w:t>® Logger, dissolved oxygen accuracy to +/- 0.1</w:t>
+        <w:t>(MiniDOT® Logger, dissolved oxygen accuracy to +/- 0.1</w:t>
       </w:r>
       <w:r>
         <w:rPr>
@@ -1092,71 +848,31 @@
           <w:sz w:val="24"/>
           <w:szCs w:val="24"/>
         </w:rPr>
-        <w:t xml:space="preserve">cm below the surface (the logger hangs in a vertical direction with its </w:t>
-      </w:r>
-      <w:r>
-        <w:rPr>
-          <w:rFonts w:ascii="Times New Roman" w:hAnsi="Times New Roman" w:cs="Times New Roman"/>
-          <w:sz w:val="24"/>
-          <w:szCs w:val="24"/>
-        </w:rPr>
-        <w:t>sensor</w:t>
-      </w:r>
-      <w:r>
-        <w:rPr>
-          <w:rFonts w:ascii="Times New Roman" w:hAnsi="Times New Roman" w:cs="Times New Roman"/>
-          <w:sz w:val="24"/>
-          <w:szCs w:val="24"/>
-        </w:rPr>
-        <w:t xml:space="preserve"> pointing downwards, </w:t>
-      </w:r>
-      <w:r>
-        <w:rPr>
-          <w:rFonts w:ascii="Times New Roman" w:hAnsi="Times New Roman" w:cs="Times New Roman"/>
-          <w:sz w:val="24"/>
-          <w:szCs w:val="24"/>
-        </w:rPr>
-        <w:t xml:space="preserve">and the logger is </w:t>
-      </w:r>
-      <w:r>
-        <w:rPr>
-          <w:rFonts w:ascii="Times New Roman" w:hAnsi="Times New Roman" w:cs="Times New Roman"/>
-          <w:sz w:val="24"/>
-          <w:szCs w:val="24"/>
-        </w:rPr>
-        <w:t>25</w:t>
-      </w:r>
-      <w:r>
-        <w:rPr>
-          <w:rFonts w:ascii="Times New Roman" w:hAnsi="Times New Roman" w:cs="Times New Roman"/>
-          <w:sz w:val="24"/>
-          <w:szCs w:val="24"/>
-        </w:rPr>
-        <w:t>-</w:t>
-      </w:r>
-      <w:r>
-        <w:rPr>
-          <w:rFonts w:ascii="Times New Roman" w:hAnsi="Times New Roman" w:cs="Times New Roman"/>
-          <w:sz w:val="24"/>
-          <w:szCs w:val="24"/>
-        </w:rPr>
-        <w:t>cm</w:t>
-      </w:r>
-      <w:r>
-        <w:rPr>
-          <w:rFonts w:ascii="Times New Roman" w:hAnsi="Times New Roman" w:cs="Times New Roman"/>
-          <w:sz w:val="24"/>
-          <w:szCs w:val="24"/>
-        </w:rPr>
-        <w:t xml:space="preserve"> in length</w:t>
-      </w:r>
-      <w:r>
-        <w:rPr>
-          <w:rFonts w:ascii="Times New Roman" w:hAnsi="Times New Roman" w:cs="Times New Roman"/>
-          <w:sz w:val="24"/>
-          <w:szCs w:val="24"/>
-        </w:rPr>
-        <w:t xml:space="preserve">), at the thermocline, and </w:t>
+        <w:t xml:space="preserve">cm below the </w:t>
+      </w:r>
+      <w:commentRangeStart w:id="0"/>
+      <w:r>
+        <w:rPr>
+          <w:rFonts w:ascii="Times New Roman" w:hAnsi="Times New Roman" w:cs="Times New Roman"/>
+          <w:sz w:val="24"/>
+          <w:szCs w:val="24"/>
+        </w:rPr>
+        <w:t>surface</w:t>
+      </w:r>
+      <w:commentRangeEnd w:id="0"/>
+      <w:r>
+        <w:rPr>
+          <w:rStyle w:val="CommentReference"/>
+        </w:rPr>
+        <w:commentReference w:id="0"/>
+      </w:r>
+      <w:r>
+        <w:rPr>
+          <w:rFonts w:ascii="Times New Roman" w:hAnsi="Times New Roman" w:cs="Times New Roman"/>
+          <w:sz w:val="24"/>
+          <w:szCs w:val="24"/>
+        </w:rPr>
+        <w:t xml:space="preserve">, at the thermocline, and </w:t>
       </w:r>
       <w:r>
         <w:rPr>
@@ -1166,23 +882,13 @@
         </w:rPr>
         <w:t xml:space="preserve">at the </w:t>
       </w:r>
-      <w:proofErr w:type="spellStart"/>
-      <w:r>
-        <w:rPr>
-          <w:rFonts w:ascii="Times New Roman" w:hAnsi="Times New Roman" w:cs="Times New Roman"/>
-          <w:sz w:val="24"/>
-          <w:szCs w:val="24"/>
-        </w:rPr>
-        <w:t>hypolimnion</w:t>
-      </w:r>
-      <w:proofErr w:type="spellEnd"/>
-      <w:r>
-        <w:rPr>
-          <w:rFonts w:ascii="Times New Roman" w:hAnsi="Times New Roman" w:cs="Times New Roman"/>
-          <w:sz w:val="24"/>
-          <w:szCs w:val="24"/>
-        </w:rPr>
-        <w:t xml:space="preserve">. Additional </w:t>
+      <w:r>
+        <w:rPr>
+          <w:rFonts w:ascii="Times New Roman" w:hAnsi="Times New Roman" w:cs="Times New Roman"/>
+          <w:sz w:val="24"/>
+          <w:szCs w:val="24"/>
+        </w:rPr>
+        <w:t xml:space="preserve">hypolimnion. Additional </w:t>
       </w:r>
       <w:r>
         <w:rPr>
@@ -1763,16 +1469,7 @@
           <w:sz w:val="24"/>
           <w:szCs w:val="24"/>
         </w:rPr>
-        <w:t xml:space="preserve">; a fish that tracks preferred dissolved oxygen, a fish that tracks preferred temperature, and a fish </w:t>
-      </w:r>
-      <w:r>
-        <w:rPr>
-          <w:rFonts w:ascii="Times New Roman" w:hAnsi="Times New Roman" w:cs="Times New Roman"/>
-          <w:sz w:val="24"/>
-          <w:szCs w:val="24"/>
-        </w:rPr>
-        <w:lastRenderedPageBreak/>
-        <w:t xml:space="preserve">that tracks both temperature and oxygen concurrently. </w:t>
+        <w:t xml:space="preserve">; a fish that tracks preferred dissolved oxygen, a fish that tracks preferred temperature, and a fish that tracks both temperature and oxygen concurrently. </w:t>
       </w:r>
       <w:r>
         <w:rPr>
@@ -1896,7 +1593,7 @@
         </w:rPr>
         <w:t xml:space="preserve">Equation 1: </w:t>
       </w:r>
-      <w:commentRangeStart w:id="0"/>
+      <w:commentRangeStart w:id="1"/>
       <m:oMath>
         <m:r>
           <w:rPr>
@@ -2108,12 +1805,12 @@
         </w:rPr>
         <w:t xml:space="preserve">. </w:t>
       </w:r>
-      <w:commentRangeEnd w:id="0"/>
+      <w:commentRangeEnd w:id="1"/>
       <w:r>
         <w:rPr>
           <w:rStyle w:val="CommentReference"/>
         </w:rPr>
-        <w:commentReference w:id="0"/>
+        <w:commentReference w:id="1"/>
       </w:r>
     </w:p>
     <w:p>
@@ -2418,7 +2115,23 @@
           <w:sz w:val="24"/>
           <w:szCs w:val="24"/>
         </w:rPr>
-        <w:t xml:space="preserve"> for these two indices in order to calculate the index values for the </w:t>
+        <w:t xml:space="preserve"> for these two indices in order to </w:t>
+      </w:r>
+      <w:r>
+        <w:rPr>
+          <w:rFonts w:ascii="Times New Roman" w:hAnsi="Times New Roman" w:cs="Times New Roman"/>
+          <w:sz w:val="24"/>
+          <w:szCs w:val="24"/>
+        </w:rPr>
+        <w:t>determine</w:t>
+      </w:r>
+      <w:r>
+        <w:rPr>
+          <w:rFonts w:ascii="Times New Roman" w:hAnsi="Times New Roman" w:cs="Times New Roman"/>
+          <w:sz w:val="24"/>
+          <w:szCs w:val="24"/>
+        </w:rPr>
+        <w:t xml:space="preserve"> the index values for the </w:t>
       </w:r>
       <w:r>
         <w:rPr>
@@ -2623,7 +2336,15 @@
           <w:sz w:val="24"/>
           <w:szCs w:val="24"/>
         </w:rPr>
-        <w:t xml:space="preserve"> (see Sullivan et al. 2003)</w:t>
+        <w:t xml:space="preserve"> (</w:t>
+      </w:r>
+      <w:r>
+        <w:rPr>
+          <w:rFonts w:ascii="Times New Roman" w:eastAsiaTheme="minorEastAsia" w:hAnsi="Times New Roman" w:cs="Times New Roman"/>
+          <w:sz w:val="24"/>
+          <w:szCs w:val="24"/>
+        </w:rPr>
+        <w:t>Sullivan et al. 2003)</w:t>
       </w:r>
     </w:p>
     <w:p>
@@ -2724,25 +2445,7 @@
           <w:sz w:val="24"/>
           <w:szCs w:val="24"/>
         </w:rPr>
-        <w:t xml:space="preserve">display fine scale diel vertical movements, we used the recorded </w:t>
-      </w:r>
-      <w:proofErr w:type="spellStart"/>
-      <w:r>
-        <w:rPr>
-          <w:rFonts w:ascii="Times New Roman" w:hAnsi="Times New Roman" w:cs="Times New Roman"/>
-          <w:sz w:val="24"/>
-          <w:szCs w:val="24"/>
-        </w:rPr>
-        <w:t>iButton</w:t>
-      </w:r>
-      <w:proofErr w:type="spellEnd"/>
-      <w:r>
-        <w:rPr>
-          <w:rFonts w:ascii="Times New Roman" w:hAnsi="Times New Roman" w:cs="Times New Roman"/>
-          <w:sz w:val="24"/>
-          <w:szCs w:val="24"/>
-        </w:rPr>
-        <w:t xml:space="preserve"> temperatures and compared those data to temperatures recorded at known depths</w:t>
+        <w:t>display fine scale diel vertical movements, we used the recorded iButton temperatures and compared those data to temperatures recorded at known depths</w:t>
       </w:r>
       <w:r>
         <w:rPr>
@@ -2790,16 +2493,7 @@
           <w:sz w:val="24"/>
           <w:szCs w:val="24"/>
         </w:rPr>
-        <w:t xml:space="preserve">By matching fish </w:t>
-      </w:r>
-      <w:proofErr w:type="spellStart"/>
-      <w:r>
-        <w:rPr>
-          <w:rFonts w:ascii="Times New Roman" w:hAnsi="Times New Roman" w:cs="Times New Roman"/>
-          <w:sz w:val="24"/>
-          <w:szCs w:val="24"/>
-        </w:rPr>
-        <w:t>i</w:t>
+        <w:t>By matching fish i</w:t>
       </w:r>
       <w:r>
         <w:rPr>
@@ -2809,7 +2503,6 @@
         </w:rPr>
         <w:t>Button</w:t>
       </w:r>
-      <w:proofErr w:type="spellEnd"/>
       <w:r>
         <w:rPr>
           <w:rFonts w:ascii="Times New Roman" w:hAnsi="Times New Roman" w:cs="Times New Roman"/>
@@ -2842,7 +2535,7 @@
         </w:rPr>
         <w:t xml:space="preserve"> </w:t>
       </w:r>
-      <w:commentRangeStart w:id="1"/>
+      <w:commentRangeStart w:id="2"/>
       <w:r>
         <w:rPr>
           <w:rFonts w:ascii="Times New Roman" w:hAnsi="Times New Roman" w:cs="Times New Roman"/>
@@ -3058,32 +2751,14 @@
           <w:sz w:val="24"/>
           <w:szCs w:val="24"/>
         </w:rPr>
-        <w:t xml:space="preserve"> is the </w:t>
-      </w:r>
-      <w:proofErr w:type="spellStart"/>
-      <w:r>
-        <w:rPr>
-          <w:rFonts w:ascii="Times New Roman" w:eastAsiaTheme="minorEastAsia" w:hAnsi="Times New Roman" w:cs="Times New Roman"/>
-          <w:sz w:val="24"/>
-          <w:szCs w:val="24"/>
-        </w:rPr>
-        <w:t>iButton</w:t>
-      </w:r>
-      <w:proofErr w:type="spellEnd"/>
-      <w:r>
-        <w:rPr>
-          <w:rFonts w:ascii="Times New Roman" w:eastAsiaTheme="minorEastAsia" w:hAnsi="Times New Roman" w:cs="Times New Roman"/>
-          <w:sz w:val="24"/>
-          <w:szCs w:val="24"/>
-        </w:rPr>
-        <w:t xml:space="preserve"> temperature. We used this same equation to estimate the dissolved oxygen concentration for each estimated fish depth. </w:t>
-      </w:r>
-      <w:commentRangeEnd w:id="1"/>
+        <w:t xml:space="preserve"> is the iButton temperature. We used this same equation to estimate the dissolved oxygen concentration for each estimated fish depth. </w:t>
+      </w:r>
+      <w:commentRangeEnd w:id="2"/>
       <w:r>
         <w:rPr>
           <w:rStyle w:val="CommentReference"/>
         </w:rPr>
-        <w:commentReference w:id="1"/>
+        <w:commentReference w:id="2"/>
       </w:r>
     </w:p>
     <w:p>
@@ -3128,7 +2803,6 @@
           <w:sz w:val="24"/>
           <w:szCs w:val="24"/>
         </w:rPr>
-        <w:lastRenderedPageBreak/>
         <w:t xml:space="preserve">We </w:t>
       </w:r>
       <w:r>
@@ -3153,25 +2827,7 @@
           <w:sz w:val="24"/>
           <w:szCs w:val="24"/>
         </w:rPr>
-        <w:t xml:space="preserve"> our </w:t>
-      </w:r>
-      <w:proofErr w:type="spellStart"/>
-      <w:r>
-        <w:rPr>
-          <w:rFonts w:ascii="Times New Roman" w:hAnsi="Times New Roman" w:cs="Times New Roman"/>
-          <w:sz w:val="24"/>
-          <w:szCs w:val="24"/>
-        </w:rPr>
-        <w:t>iButton</w:t>
-      </w:r>
-      <w:proofErr w:type="spellEnd"/>
-      <w:r>
-        <w:rPr>
-          <w:rFonts w:ascii="Times New Roman" w:hAnsi="Times New Roman" w:cs="Times New Roman"/>
-          <w:sz w:val="24"/>
-          <w:szCs w:val="24"/>
-        </w:rPr>
-        <w:t xml:space="preserve"> fish data to</w:t>
+        <w:t xml:space="preserve"> our iButton fish data to</w:t>
       </w:r>
       <w:r>
         <w:rPr>
@@ -3317,8 +2973,6 @@
         </w:rPr>
         <w:t>, likely due to differing alcove orientation and solar exposure</w:t>
       </w:r>
-      <w:bookmarkStart w:id="2" w:name="_GoBack"/>
-      <w:bookmarkEnd w:id="2"/>
       <w:r>
         <w:rPr>
           <w:rFonts w:ascii="Times New Roman" w:hAnsi="Times New Roman" w:cs="Times New Roman"/>
@@ -3365,95 +3019,31 @@
           <w:sz w:val="24"/>
           <w:szCs w:val="24"/>
         </w:rPr>
-        <w:t xml:space="preserve"> in accordance with the combinations of temperature and oxygen available, we included an interaction term between the temperature variable and oxygen variables. </w:t>
-      </w:r>
-      <w:r>
-        <w:rPr>
-          <w:rFonts w:ascii="Times New Roman" w:hAnsi="Times New Roman" w:cs="Times New Roman"/>
-          <w:sz w:val="24"/>
-          <w:szCs w:val="24"/>
-        </w:rPr>
-        <w:t>There is h</w:t>
-      </w:r>
-      <w:r>
-        <w:rPr>
-          <w:rFonts w:ascii="Times New Roman" w:hAnsi="Times New Roman" w:cs="Times New Roman"/>
-          <w:sz w:val="24"/>
-          <w:szCs w:val="24"/>
-        </w:rPr>
-        <w:t xml:space="preserve">igh correlation between </w:t>
-      </w:r>
-      <w:r>
-        <w:rPr>
-          <w:rFonts w:ascii="Times New Roman" w:hAnsi="Times New Roman" w:cs="Times New Roman"/>
-          <w:sz w:val="24"/>
-          <w:szCs w:val="24"/>
-        </w:rPr>
-        <w:t xml:space="preserve">these habitat </w:t>
-      </w:r>
-      <w:r>
-        <w:rPr>
-          <w:rFonts w:ascii="Times New Roman" w:hAnsi="Times New Roman" w:cs="Times New Roman"/>
-          <w:sz w:val="24"/>
-          <w:szCs w:val="24"/>
-        </w:rPr>
-        <w:t>variables</w:t>
-      </w:r>
-      <w:r>
-        <w:rPr>
-          <w:rFonts w:ascii="Times New Roman" w:hAnsi="Times New Roman" w:cs="Times New Roman"/>
-          <w:sz w:val="24"/>
-          <w:szCs w:val="24"/>
-        </w:rPr>
-        <w:t xml:space="preserve"> (</w:t>
-      </w:r>
-      <w:r>
-        <w:rPr>
-          <w:rFonts w:ascii="Times New Roman" w:hAnsi="Times New Roman" w:cs="Times New Roman"/>
-          <w:sz w:val="24"/>
-          <w:szCs w:val="24"/>
-        </w:rPr>
-        <w:t>XX</w:t>
-      </w:r>
-      <w:r>
-        <w:rPr>
-          <w:rFonts w:ascii="Times New Roman" w:hAnsi="Times New Roman" w:cs="Times New Roman"/>
-          <w:sz w:val="24"/>
-          <w:szCs w:val="24"/>
-        </w:rPr>
-        <w:t>)</w:t>
-      </w:r>
-      <w:r>
-        <w:rPr>
-          <w:rFonts w:ascii="Times New Roman" w:hAnsi="Times New Roman" w:cs="Times New Roman"/>
-          <w:sz w:val="24"/>
-          <w:szCs w:val="24"/>
-        </w:rPr>
-        <w:t xml:space="preserve">, however this </w:t>
-      </w:r>
-      <w:r>
-        <w:rPr>
-          <w:rFonts w:ascii="Times New Roman" w:hAnsi="Times New Roman" w:cs="Times New Roman"/>
-          <w:sz w:val="24"/>
-          <w:szCs w:val="24"/>
-        </w:rPr>
-        <w:t>level of correlation</w:t>
-      </w:r>
-      <w:r>
-        <w:rPr>
-          <w:rFonts w:ascii="Times New Roman" w:hAnsi="Times New Roman" w:cs="Times New Roman"/>
-          <w:sz w:val="24"/>
-          <w:szCs w:val="24"/>
-        </w:rPr>
-        <w:t xml:space="preserve"> unavoidable as these two variables </w:t>
-      </w:r>
-      <w:r>
-        <w:rPr>
-          <w:rFonts w:ascii="Times New Roman" w:hAnsi="Times New Roman" w:cs="Times New Roman"/>
-          <w:sz w:val="24"/>
-          <w:szCs w:val="24"/>
-        </w:rPr>
-        <w:t xml:space="preserve">fluctuate in rough synchrony. </w:t>
+        <w:t xml:space="preserve"> in accordance with the combinations of temperature and oxygen available, we included an interaction term between the temperature </w:t>
+      </w:r>
+      <w:r>
+        <w:rPr>
+          <w:rFonts w:ascii="Times New Roman" w:hAnsi="Times New Roman" w:cs="Times New Roman"/>
+          <w:sz w:val="24"/>
+          <w:szCs w:val="24"/>
+        </w:rPr>
+        <w:t xml:space="preserve">and oxygen </w:t>
+      </w:r>
+      <w:commentRangeStart w:id="3"/>
+      <w:r>
+        <w:rPr>
+          <w:rFonts w:ascii="Times New Roman" w:hAnsi="Times New Roman" w:cs="Times New Roman"/>
+          <w:sz w:val="24"/>
+          <w:szCs w:val="24"/>
+        </w:rPr>
+        <w:t xml:space="preserve">variables. </w:t>
+      </w:r>
+      <w:commentRangeEnd w:id="3"/>
+      <w:r>
+        <w:rPr>
+          <w:rStyle w:val="CommentReference"/>
+        </w:rPr>
+        <w:commentReference w:id="3"/>
       </w:r>
     </w:p>
     <w:p>
@@ -3473,6 +3063,8 @@
           <w:szCs w:val="24"/>
         </w:rPr>
       </w:pPr>
+      <w:bookmarkStart w:id="4" w:name="_GoBack"/>
+      <w:bookmarkEnd w:id="4"/>
     </w:p>
     <w:sectPr>
       <w:pgSz w:w="12240" w:h="15840"/>
@@ -3486,7 +3078,7 @@
 
 <file path=word/comments.xml><?xml version="1.0" encoding="utf-8"?>
 <w:comments xmlns:wpc="http://schemas.microsoft.com/office/word/2010/wordprocessingCanvas" xmlns:cx="http://schemas.microsoft.com/office/drawing/2014/chartex" xmlns:cx1="http://schemas.microsoft.com/office/drawing/2015/9/8/chartex" xmlns:mc="http://schemas.openxmlformats.org/markup-compatibility/2006" xmlns:o="urn:schemas-microsoft-com:office:office" xmlns:r="http://schemas.openxmlformats.org/officeDocument/2006/relationships" xmlns:m="http://schemas.openxmlformats.org/officeDocument/2006/math" xmlns:v="urn:schemas-microsoft-com:vml" xmlns:wp14="http://schemas.microsoft.com/office/word/2010/wordprocessingDrawing" xmlns:wp="http://schemas.openxmlformats.org/drawingml/2006/wordprocessingDrawing" xmlns:w10="urn:schemas-microsoft-com:office:word" xmlns:w="http://schemas.openxmlformats.org/wordprocessingml/2006/main" xmlns:w14="http://schemas.microsoft.com/office/word/2010/wordml" xmlns:w15="http://schemas.microsoft.com/office/word/2012/wordml" xmlns:w16se="http://schemas.microsoft.com/office/word/2015/wordml/symex" xmlns:wpg="http://schemas.microsoft.com/office/word/2010/wordprocessingGroup" xmlns:wpi="http://schemas.microsoft.com/office/word/2010/wordprocessingInk" xmlns:wne="http://schemas.microsoft.com/office/word/2006/wordml" xmlns:wps="http://schemas.microsoft.com/office/word/2010/wordprocessingShape" mc:Ignorable="w14 w15 w16se wp14">
-  <w:comment w:id="0" w:author="Barrett, Hannah" w:date="2023-05-17T09:16:00Z" w:initials="BH">
+  <w:comment w:id="0" w:author="Barrett, Hannah" w:date="2023-09-11T13:43:00Z" w:initials="BH">
     <w:p>
       <w:pPr>
         <w:pStyle w:val="CommentText"/>
@@ -3498,11 +3090,80 @@
         <w:annotationRef/>
       </w:r>
       <w:r>
-        <w:t>Do we need to include a slope equation…?</w:t>
+        <w:rPr>
+          <w:rFonts w:ascii="Times New Roman" w:hAnsi="Times New Roman" w:cs="Times New Roman"/>
+          <w:sz w:val="24"/>
+          <w:szCs w:val="24"/>
+        </w:rPr>
+        <w:t xml:space="preserve">(the logger hangs in a vertical direction with its </w:t>
+      </w:r>
+      <w:r>
+        <w:rPr>
+          <w:rFonts w:ascii="Times New Roman" w:hAnsi="Times New Roman" w:cs="Times New Roman"/>
+          <w:sz w:val="24"/>
+          <w:szCs w:val="24"/>
+        </w:rPr>
+        <w:t>sensor</w:t>
+      </w:r>
+      <w:r>
+        <w:rPr>
+          <w:rFonts w:ascii="Times New Roman" w:hAnsi="Times New Roman" w:cs="Times New Roman"/>
+          <w:sz w:val="24"/>
+          <w:szCs w:val="24"/>
+        </w:rPr>
+        <w:t xml:space="preserve"> pointing downwards, </w:t>
+      </w:r>
+      <w:r>
+        <w:rPr>
+          <w:rFonts w:ascii="Times New Roman" w:hAnsi="Times New Roman" w:cs="Times New Roman"/>
+          <w:sz w:val="24"/>
+          <w:szCs w:val="24"/>
+        </w:rPr>
+        <w:t xml:space="preserve">and the logger is </w:t>
+      </w:r>
+      <w:r>
+        <w:rPr>
+          <w:rFonts w:ascii="Times New Roman" w:hAnsi="Times New Roman" w:cs="Times New Roman"/>
+          <w:sz w:val="24"/>
+          <w:szCs w:val="24"/>
+        </w:rPr>
+        <w:t>25</w:t>
+      </w:r>
+      <w:r>
+        <w:rPr>
+          <w:rFonts w:ascii="Times New Roman" w:hAnsi="Times New Roman" w:cs="Times New Roman"/>
+          <w:sz w:val="24"/>
+          <w:szCs w:val="24"/>
+        </w:rPr>
+        <w:t>-</w:t>
+      </w:r>
+      <w:r>
+        <w:rPr>
+          <w:rFonts w:ascii="Times New Roman" w:hAnsi="Times New Roman" w:cs="Times New Roman"/>
+          <w:sz w:val="24"/>
+          <w:szCs w:val="24"/>
+        </w:rPr>
+        <w:t>cm</w:t>
+      </w:r>
+      <w:r>
+        <w:rPr>
+          <w:rFonts w:ascii="Times New Roman" w:hAnsi="Times New Roman" w:cs="Times New Roman"/>
+          <w:sz w:val="24"/>
+          <w:szCs w:val="24"/>
+        </w:rPr>
+        <w:t xml:space="preserve"> in length</w:t>
+      </w:r>
+      <w:r>
+        <w:rPr>
+          <w:rFonts w:ascii="Times New Roman" w:hAnsi="Times New Roman" w:cs="Times New Roman"/>
+          <w:sz w:val="24"/>
+          <w:szCs w:val="24"/>
+        </w:rPr>
+        <w:t>)</w:t>
       </w:r>
     </w:p>
   </w:comment>
-  <w:comment w:id="1" w:author="Barrett, Hannah" w:date="2023-05-17T09:19:00Z" w:initials="BH">
+  <w:comment w:id="1" w:author="Barrett, Hannah" w:date="2023-05-17T09:16:00Z" w:initials="BH">
     <w:p>
       <w:pPr>
         <w:pStyle w:val="CommentText"/>
@@ -3514,7 +3175,60 @@
         <w:annotationRef/>
       </w:r>
       <w:r>
+        <w:t>Do we need to include a slope equation…?</w:t>
+      </w:r>
+    </w:p>
+  </w:comment>
+  <w:comment w:id="2" w:author="Barrett, Hannah" w:date="2023-05-17T09:19:00Z" w:initials="BH">
+    <w:p>
+      <w:pPr>
+        <w:pStyle w:val="CommentText"/>
+      </w:pPr>
+      <w:r>
+        <w:rPr>
+          <w:rStyle w:val="CommentReference"/>
+        </w:rPr>
+        <w:annotationRef/>
+      </w:r>
+      <w:r>
         <w:t>Need this modified slope equation either?</w:t>
+      </w:r>
+    </w:p>
+  </w:comment>
+  <w:comment w:id="3" w:author="Barrett, Hannah" w:date="2023-09-11T13:45:00Z" w:initials="BH">
+    <w:p>
+      <w:pPr>
+        <w:pStyle w:val="CommentText"/>
+      </w:pPr>
+      <w:r>
+        <w:rPr>
+          <w:rStyle w:val="CommentReference"/>
+        </w:rPr>
+        <w:annotationRef/>
+      </w:r>
+      <w:r>
+        <w:rPr>
+          <w:rFonts w:ascii="Times New Roman" w:hAnsi="Times New Roman" w:cs="Times New Roman"/>
+          <w:sz w:val="24"/>
+          <w:szCs w:val="24"/>
+        </w:rPr>
+        <w:t>There is high correlation between these habitat variables (</w:t>
+      </w:r>
+      <w:r>
+        <w:rPr>
+          <w:rFonts w:ascii="Times New Roman" w:hAnsi="Times New Roman" w:cs="Times New Roman"/>
+          <w:sz w:val="24"/>
+          <w:szCs w:val="24"/>
+        </w:rPr>
+        <w:t>~.8?</w:t>
+      </w:r>
+      <w:r>
+        <w:rPr>
+          <w:rFonts w:ascii="Times New Roman" w:hAnsi="Times New Roman" w:cs="Times New Roman"/>
+          <w:sz w:val="24"/>
+          <w:szCs w:val="24"/>
+        </w:rPr>
+        <w:t>), however this level of correlation unavoidable as these two variables fluctuate in rough synchrony.</w:t>
       </w:r>
     </w:p>
   </w:comment>
@@ -3523,8 +3237,10 @@
 
 <file path=word/commentsExtended.xml><?xml version="1.0" encoding="utf-8"?>
 <w15:commentsEx xmlns:wpc="http://schemas.microsoft.com/office/word/2010/wordprocessingCanvas" xmlns:cx="http://schemas.microsoft.com/office/drawing/2014/chartex" xmlns:cx1="http://schemas.microsoft.com/office/drawing/2015/9/8/chartex" xmlns:mc="http://schemas.openxmlformats.org/markup-compatibility/2006" xmlns:o="urn:schemas-microsoft-com:office:office" xmlns:r="http://schemas.openxmlformats.org/officeDocument/2006/relationships" xmlns:m="http://schemas.openxmlformats.org/officeDocument/2006/math" xmlns:v="urn:schemas-microsoft-com:vml" xmlns:wp14="http://schemas.microsoft.com/office/word/2010/wordprocessingDrawing" xmlns:wp="http://schemas.openxmlformats.org/drawingml/2006/wordprocessingDrawing" xmlns:w10="urn:schemas-microsoft-com:office:word" xmlns:w="http://schemas.openxmlformats.org/wordprocessingml/2006/main" xmlns:w14="http://schemas.microsoft.com/office/word/2010/wordml" xmlns:w15="http://schemas.microsoft.com/office/word/2012/wordml" xmlns:w16se="http://schemas.microsoft.com/office/word/2015/wordml/symex" xmlns:wpg="http://schemas.microsoft.com/office/word/2010/wordprocessingGroup" xmlns:wpi="http://schemas.microsoft.com/office/word/2010/wordprocessingInk" xmlns:wne="http://schemas.microsoft.com/office/word/2006/wordml" xmlns:wps="http://schemas.microsoft.com/office/word/2010/wordprocessingShape" mc:Ignorable="w14 w15 w16se wp14">
+  <w15:commentEx w15:paraId="68265072" w15:done="0"/>
   <w15:commentEx w15:paraId="598D24EA" w15:done="0"/>
   <w15:commentEx w15:paraId="16CDFE40" w15:done="0"/>
+  <w15:commentEx w15:paraId="66896369" w15:done="0"/>
 </w15:commentsEx>
 </file>
 
